--- a/output/docx/ru/BUFRCREX_CodeFlag_ru_10.docx
+++ b/output/docx/ru/BUFRCREX_CodeFlag_ru_10.docx
@@ -1017,7 +1017,7 @@
           <w:i/>
           <w:sz w:val="14"/>
         </w:rPr>
-        <w:t>Note 52: В сводках с автоматических станций следует использовать кодовую цифру 2, когда тенденция является положительной; 7 — отрицательной и 4, когда давление является таким же, как и 3 часа назад.</w:t>
+        <w:t>Note CF52: В сводках с автоматических станций следует использовать кодовую цифру 2, когда тенденция является положительной; 7 — отрицательной и 4, когда давление является таким же, как и 3 часа назад.</w:t>
       </w:r>
     </w:p>
     <w:p>
@@ -1027,7 +1027,7 @@
           <w:i/>
           <w:sz w:val="14"/>
         </w:rPr>
-        <w:t>Note 53: В сводках от тропических станций, сообщающих суточные изменения, следует использовать кодовую цифру 2 при положительной тенденции; 7 — при отрицательной тенденции и 4 — в случае, если давление остается таким же, как и за предшествующие 24 часа.</w:t>
+        <w:t>Note CF53: В сводках от тропических станций, сообщающих суточные изменения, следует использовать кодовую цифру 2 при положительной тенденции; 7 — при отрицательной тенденции и 4 — в случае, если давление остается таким же, как и за предшествующие 24 часа.</w:t>
       </w:r>
     </w:p>
     <w:p/>
